--- a/Docs/03ANOVA/方差分析-协方差分析案例数据分析结果.docx
+++ b/Docs/03ANOVA/方差分析-协方差分析案例数据分析结果.docx
@@ -1,7 +1,49 @@
 
 <file path=word/document.xml><?xml version="1.0" encoding="utf-8"?>
-<w:document xmlns:wpc="http://schemas.microsoft.com/office/word/2010/wordprocessingCanvas" xmlns:mc="http://schemas.openxmlformats.org/markup-compatibility/2006" xmlns:o="urn:schemas-microsoft-com:office:office" xmlns:r="http://schemas.openxmlformats.org/officeDocument/2006/relationships" xmlns:m="http://schemas.openxmlformats.org/officeDocument/2006/math" xmlns:v="urn:schemas-microsoft-com:vml" xmlns:wp14="http://schemas.microsoft.com/office/word/2010/wordprocessingDrawing" xmlns:wp="http://schemas.openxmlformats.org/drawingml/2006/wordprocessingDrawing" xmlns:w="http://schemas.openxmlformats.org/wordprocessingml/2006/main" xmlns:w14="http://schemas.microsoft.com/office/word/2010/wordml" xmlns:w10="urn:schemas-microsoft-com:office:word" xmlns:w15="http://schemas.microsoft.com/office/word/2012/wordml" xmlns:wpg="http://schemas.microsoft.com/office/word/2010/wordprocessingGroup" xmlns:wpi="http://schemas.microsoft.com/office/word/2010/wordprocessingInk" xmlns:wne="http://schemas.microsoft.com/office/word/2006/wordml" xmlns:wps="http://schemas.microsoft.com/office/word/2010/wordprocessingShape" xmlns:wpsCustomData="http://www.wps.cn/officeDocument/2013/wpsCustomData" mc:Ignorable="w14 w15 wp14">
+<w:document xmlns:wpc="http://schemas.microsoft.com/office/word/2010/wordprocessingCanvas" xmlns:cx="http://schemas.microsoft.com/office/drawing/2014/chartex" xmlns:cx1="http://schemas.microsoft.com/office/drawing/2015/9/8/chartex" xmlns:cx2="http://schemas.microsoft.com/office/drawing/2015/10/21/chartex" xmlns:cx3="http://schemas.microsoft.com/office/drawing/2016/5/9/chartex" xmlns:cx4="http://schemas.microsoft.com/office/drawing/2016/5/10/chartex" xmlns:cx5="http://schemas.microsoft.com/office/drawing/2016/5/11/chartex" xmlns:cx6="http://schemas.microsoft.com/office/drawing/2016/5/12/chartex" xmlns:cx7="http://schemas.microsoft.com/office/drawing/2016/5/13/chartex" xmlns:cx8="http://schemas.microsoft.com/office/drawing/2016/5/14/chartex" xmlns:mc="http://schemas.openxmlformats.org/markup-compatibility/2006" xmlns:o="urn:schemas-microsoft-com:office:office" xmlns:r="http://schemas.openxmlformats.org/officeDocument/2006/relationships" xmlns:m="http://schemas.openxmlformats.org/officeDocument/2006/math" xmlns:v="urn:schemas-microsoft-com:vml" xmlns:wp14="http://schemas.microsoft.com/office/word/2010/wordprocessingDrawing" xmlns:wp="http://schemas.openxmlformats.org/drawingml/2006/wordprocessingDrawing" xmlns:w="http://schemas.openxmlformats.org/wordprocessingml/2006/main" xmlns:w14="http://schemas.microsoft.com/office/word/2010/wordml" xmlns:w10="urn:schemas-microsoft-com:office:word" xmlns:w15="http://schemas.microsoft.com/office/word/2012/wordml" xmlns:wpg="http://schemas.microsoft.com/office/word/2010/wordprocessingGroup" xmlns:wpi="http://schemas.microsoft.com/office/word/2010/wordprocessingInk" xmlns:wne="http://schemas.microsoft.com/office/word/2006/wordml" xmlns:wps="http://schemas.microsoft.com/office/word/2010/wordprocessingShape" xmlns:wpsCustomData="http://www.wps.cn/officeDocument/2013/wpsCustomData" mc:Ignorable="w14 w15 wp14">
   <w:body>
+    <w:p>
+      <w:pPr>
+        <w:jc w:val="center"/>
+        <w:rPr>
+          <w:rFonts w:hint="eastAsia" w:ascii="方正小标宋简体" w:hAnsi="方正小标宋简体" w:eastAsia="方正小标宋简体" w:cs="方正小标宋简体"/>
+          <w:sz w:val="30"/>
+          <w:szCs w:val="30"/>
+          <w:lang w:val="en-US" w:eastAsia="zh-CN"/>
+        </w:rPr>
+      </w:pPr>
+      <w:r>
+        <w:rPr>
+          <w:rFonts w:hint="eastAsia" w:ascii="方正小标宋简体" w:hAnsi="方正小标宋简体" w:eastAsia="方正小标宋简体" w:cs="方正小标宋简体"/>
+          <w:sz w:val="30"/>
+          <w:szCs w:val="30"/>
+          <w:lang w:val="en-US" w:eastAsia="zh-CN"/>
+        </w:rPr>
+        <w:t>协方差案例分析（回归斜率齐性</w:t>
+      </w:r>
+      <w:bookmarkStart w:id="0" w:name="_GoBack"/>
+      <w:bookmarkEnd w:id="0"/>
+      <w:r>
+        <w:rPr>
+          <w:rFonts w:hint="eastAsia" w:ascii="方正小标宋简体" w:hAnsi="方正小标宋简体" w:eastAsia="方正小标宋简体" w:cs="方正小标宋简体"/>
+          <w:sz w:val="30"/>
+          <w:szCs w:val="30"/>
+          <w:lang w:val="en-US" w:eastAsia="zh-CN"/>
+        </w:rPr>
+        <w:t>）</w:t>
+      </w:r>
+    </w:p>
+    <w:p>
+      <w:pPr>
+        <w:jc w:val="center"/>
+        <w:rPr>
+          <w:rFonts w:hint="eastAsia" w:asciiTheme="minorEastAsia" w:hAnsiTheme="minorEastAsia" w:eastAsiaTheme="minorEastAsia" w:cstheme="minorEastAsia"/>
+          <w:sz w:val="21"/>
+          <w:szCs w:val="21"/>
+          <w:lang w:val="en-US" w:eastAsia="zh-CN"/>
+        </w:rPr>
+      </w:pPr>
+    </w:p>
     <w:p>
       <w:pPr>
         <w:jc w:val="center"/>
@@ -1014,18 +1056,20 @@
               <w:rPr>
                 <w:rFonts w:hint="eastAsia" w:asciiTheme="minorEastAsia" w:hAnsiTheme="minorEastAsia" w:eastAsiaTheme="minorEastAsia" w:cstheme="minorEastAsia"/>
                 <w:b w:val="0"/>
-                <w:color w:val="000000"/>
-                <w:sz w:val="21"/>
-                <w:szCs w:val="21"/>
-                <w:vertAlign w:val="baseline"/>
-                <w:lang w:val="en-US" w:eastAsia="zh-CN"/>
-              </w:rPr>
-            </w:pPr>
-            <w:r>
-              <w:rPr>
-                <w:rFonts w:hint="eastAsia" w:asciiTheme="minorEastAsia" w:hAnsiTheme="minorEastAsia" w:eastAsiaTheme="minorEastAsia" w:cstheme="minorEastAsia"/>
-                <w:b w:val="0"/>
-                <w:color w:val="000000"/>
+                <w:bCs w:val="0"/>
+                <w:color w:val="auto"/>
+                <w:sz w:val="21"/>
+                <w:szCs w:val="21"/>
+                <w:vertAlign w:val="baseline"/>
+                <w:lang w:val="en-US" w:eastAsia="zh-CN"/>
+              </w:rPr>
+            </w:pPr>
+            <w:r>
+              <w:rPr>
+                <w:rFonts w:hint="eastAsia" w:asciiTheme="minorEastAsia" w:hAnsiTheme="minorEastAsia" w:eastAsiaTheme="minorEastAsia" w:cstheme="minorEastAsia"/>
+                <w:b w:val="0"/>
+                <w:bCs w:val="0"/>
+                <w:color w:val="auto"/>
                 <w:sz w:val="21"/>
                 <w:szCs w:val="21"/>
                 <w:vertAlign w:val="baseline"/>
@@ -1037,7 +1081,8 @@
               <w:rPr>
                 <w:rFonts w:hint="eastAsia" w:asciiTheme="minorEastAsia" w:hAnsiTheme="minorEastAsia" w:eastAsiaTheme="minorEastAsia" w:cstheme="minorEastAsia"/>
                 <w:b w:val="0"/>
-                <w:color w:val="000000"/>
+                <w:bCs w:val="0"/>
+                <w:color w:val="auto"/>
                 <w:sz w:val="21"/>
                 <w:szCs w:val="21"/>
                 <w:vertAlign w:val="superscript"/>
@@ -1230,18 +1275,20 @@
               <w:rPr>
                 <w:rFonts w:hint="eastAsia" w:asciiTheme="minorEastAsia" w:hAnsiTheme="minorEastAsia" w:eastAsiaTheme="minorEastAsia" w:cstheme="minorEastAsia"/>
                 <w:b w:val="0"/>
-                <w:color w:val="000000"/>
-                <w:sz w:val="21"/>
-                <w:szCs w:val="21"/>
-                <w:vertAlign w:val="baseline"/>
-                <w:lang w:val="en-US" w:eastAsia="zh-CN"/>
-              </w:rPr>
-            </w:pPr>
-            <w:r>
-              <w:rPr>
-                <w:rFonts w:hint="eastAsia" w:asciiTheme="minorEastAsia" w:hAnsiTheme="minorEastAsia" w:eastAsiaTheme="minorEastAsia" w:cstheme="minorEastAsia"/>
-                <w:b w:val="0"/>
-                <w:color w:val="000000"/>
+                <w:bCs w:val="0"/>
+                <w:color w:val="auto"/>
+                <w:sz w:val="21"/>
+                <w:szCs w:val="21"/>
+                <w:vertAlign w:val="baseline"/>
+                <w:lang w:val="en-US" w:eastAsia="zh-CN"/>
+              </w:rPr>
+            </w:pPr>
+            <w:r>
+              <w:rPr>
+                <w:rFonts w:hint="eastAsia" w:asciiTheme="minorEastAsia" w:hAnsiTheme="minorEastAsia" w:eastAsiaTheme="minorEastAsia" w:cstheme="minorEastAsia"/>
+                <w:b w:val="0"/>
+                <w:bCs w:val="0"/>
+                <w:color w:val="auto"/>
                 <w:sz w:val="21"/>
                 <w:szCs w:val="21"/>
                 <w:vertAlign w:val="baseline"/>
@@ -2510,7 +2557,8 @@
               <w:rPr>
                 <w:rFonts w:hint="eastAsia" w:asciiTheme="minorEastAsia" w:hAnsiTheme="minorEastAsia" w:eastAsiaTheme="minorEastAsia" w:cstheme="minorEastAsia"/>
                 <w:b w:val="0"/>
-                <w:color w:val="000000"/>
+                <w:bCs w:val="0"/>
+                <w:color w:val="auto"/>
                 <w:sz w:val="21"/>
                 <w:szCs w:val="21"/>
                 <w:vertAlign w:val="baseline"/>
@@ -2521,7 +2569,8 @@
               <w:rPr>
                 <w:rFonts w:hint="default" w:asciiTheme="minorEastAsia" w:hAnsiTheme="minorEastAsia" w:cstheme="minorEastAsia"/>
                 <w:b w:val="0"/>
-                <w:color w:val="000000"/>
+                <w:bCs w:val="0"/>
+                <w:color w:val="auto"/>
                 <w:sz w:val="21"/>
                 <w:szCs w:val="21"/>
                 <w:vertAlign w:val="baseline"/>
@@ -2533,7 +2582,8 @@
               <w:rPr>
                 <w:rFonts w:hint="eastAsia" w:asciiTheme="minorEastAsia" w:hAnsiTheme="minorEastAsia" w:eastAsiaTheme="minorEastAsia" w:cstheme="minorEastAsia"/>
                 <w:b w:val="0"/>
-                <w:color w:val="000000"/>
+                <w:bCs w:val="0"/>
+                <w:color w:val="auto"/>
                 <w:sz w:val="21"/>
                 <w:szCs w:val="21"/>
                 <w:vertAlign w:val="superscript"/>
@@ -2726,18 +2776,20 @@
               <w:rPr>
                 <w:rFonts w:hint="default" w:asciiTheme="minorEastAsia" w:hAnsiTheme="minorEastAsia" w:eastAsiaTheme="minorEastAsia" w:cstheme="minorEastAsia"/>
                 <w:b w:val="0"/>
-                <w:color w:val="000000"/>
-                <w:sz w:val="21"/>
-                <w:szCs w:val="21"/>
-                <w:vertAlign w:val="baseline"/>
-                <w:lang w:val="en-US" w:eastAsia="zh-CN"/>
-              </w:rPr>
-            </w:pPr>
-            <w:r>
-              <w:rPr>
-                <w:rFonts w:hint="eastAsia" w:asciiTheme="minorEastAsia" w:hAnsiTheme="minorEastAsia" w:eastAsiaTheme="minorEastAsia" w:cstheme="minorEastAsia"/>
-                <w:b w:val="0"/>
-                <w:color w:val="000000"/>
+                <w:bCs w:val="0"/>
+                <w:color w:val="auto"/>
+                <w:sz w:val="21"/>
+                <w:szCs w:val="21"/>
+                <w:vertAlign w:val="baseline"/>
+                <w:lang w:val="en-US" w:eastAsia="zh-CN"/>
+              </w:rPr>
+            </w:pPr>
+            <w:r>
+              <w:rPr>
+                <w:rFonts w:hint="eastAsia" w:asciiTheme="minorEastAsia" w:hAnsiTheme="minorEastAsia" w:eastAsiaTheme="minorEastAsia" w:cstheme="minorEastAsia"/>
+                <w:b w:val="0"/>
+                <w:bCs w:val="0"/>
+                <w:color w:val="auto"/>
                 <w:sz w:val="21"/>
                 <w:szCs w:val="21"/>
                 <w:vertAlign w:val="baseline"/>
@@ -2749,7 +2801,8 @@
               <w:rPr>
                 <w:rFonts w:hint="default" w:asciiTheme="minorEastAsia" w:hAnsiTheme="minorEastAsia" w:cstheme="minorEastAsia"/>
                 <w:b w:val="0"/>
-                <w:color w:val="000000"/>
+                <w:bCs w:val="0"/>
+                <w:color w:val="auto"/>
                 <w:sz w:val="21"/>
                 <w:szCs w:val="21"/>
                 <w:vertAlign w:val="baseline"/>
@@ -2757,8 +2810,6 @@
               </w:rPr>
               <w:t>3</w:t>
             </w:r>
-            <w:bookmarkStart w:id="0" w:name="_GoBack"/>
-            <w:bookmarkEnd w:id="0"/>
           </w:p>
         </w:tc>
         <w:tc>
@@ -3016,7 +3067,8 @@
               <w:rPr>
                 <w:rFonts w:hint="default" w:asciiTheme="minorEastAsia" w:hAnsiTheme="minorEastAsia" w:eastAsiaTheme="minorEastAsia" w:cstheme="minorEastAsia"/>
                 <w:b w:val="0"/>
-                <w:color w:val="000000"/>
+                <w:bCs w:val="0"/>
+                <w:color w:val="auto"/>
                 <w:sz w:val="21"/>
                 <w:szCs w:val="21"/>
                 <w:vertAlign w:val="baseline"/>
@@ -3027,7 +3079,8 @@
               <w:rPr>
                 <w:rFonts w:hint="default" w:asciiTheme="minorEastAsia" w:hAnsiTheme="minorEastAsia" w:cstheme="minorEastAsia"/>
                 <w:b w:val="0"/>
-                <w:color w:val="000000"/>
+                <w:bCs w:val="0"/>
+                <w:color w:val="auto"/>
                 <w:sz w:val="21"/>
                 <w:szCs w:val="21"/>
                 <w:vertAlign w:val="baseline"/>
@@ -3039,7 +3092,8 @@
               <w:rPr>
                 <w:rFonts w:hint="default" w:asciiTheme="minorEastAsia" w:hAnsiTheme="minorEastAsia" w:cstheme="minorEastAsia"/>
                 <w:b w:val="0"/>
-                <w:color w:val="000000"/>
+                <w:bCs w:val="0"/>
+                <w:color w:val="auto"/>
                 <w:sz w:val="21"/>
                 <w:szCs w:val="21"/>
                 <w:vertAlign w:val="superscript"/>
